--- a/Introduccion a la Ingenieria/Kit docente/Clase 11/Guion Docente Clase 11 - Taller de prototipado inicial con IA.docx
+++ b/Introduccion a la Ingenieria/Kit docente/Clase 11/Guion Docente Clase 11 - Taller de prototipado inicial con IA.docx
@@ -69,7 +69,7 @@
           <w:color w:val="4A4A49"/>
           <w:sz w:val="22"/>
         </w:rPr>
-        <w:t>Tipo: Clase virtual sincrónica por Google Meet · Sesión 11 de 16 · corresponde al tema 11 del microcurrículo</w:t>
+        <w:t>Tipo: Clase virtual sincrónica por Google Meet · Sesión 7 de 11 · corresponde al tema 11 del microcurrículo</w:t>
       </w:r>
     </w:p>
     <w:p>
@@ -185,6 +185,7 @@
       <w:r>
         <w:rPr>
           <w:rFonts w:ascii="Consolas" w:hAnsi="Consolas"/>
+          <w:b w:val="0"/>
           <w:color w:val="111111"/>
           <w:sz w:val="21"/>
         </w:rPr>
@@ -829,7 +830,7 @@
           <w:color w:val="4A4A49"/>
           <w:sz w:val="22"/>
         </w:rPr>
-        <w:t xml:space="preserve"> — «¿qué pasa si el usuario escribe el título con una tilde de más?», «¿qué pasa si dos personas piden el mismo libro el mismo día?». Aquí la IA es genuinamente superior a un equipo de primer semestre, porque enumerar casos es exactamente lo que hace bien. Vale la pena decírselo, porque es el uso que más les va a servir en la sesión 12.</w:t>
+        <w:t xml:space="preserve"> — «¿qué pasa si el usuario escribe el título con una tilde de más?», «¿qué pasa si dos personas piden el mismo libro el mismo día?». Aquí la IA es genuinamente superior a un equipo de primer semestre, porque enumerar casos es exactamente lo que hace bien. Vale la pena decírselo, porque es el uso que más les va a servir en la Clase 12.</w:t>
       </w:r>
     </w:p>
     <w:p>
@@ -1217,6 +1218,7 @@
       <w:r>
         <w:rPr>
           <w:rFonts w:ascii="Consolas" w:hAnsi="Consolas"/>
+          <w:b w:val="0"/>
           <w:color w:val="111111"/>
           <w:sz w:val="21"/>
         </w:rPr>
@@ -1371,7 +1373,7 @@
           <w:color w:val="4A4A49"/>
           <w:sz w:val="22"/>
         </w:rPr>
-        <w:t>Para la sesión 12</w:t>
+        <w:t>Para la Clase 12</w:t>
       </w:r>
     </w:p>
     <w:p>
@@ -1384,7 +1386,7 @@
           <w:color w:val="4A4A49"/>
           <w:sz w:val="22"/>
         </w:rPr>
-        <w:t>Cierre · Cierra el corte 2 · Nos vemos en la sesión 12</w:t>
+        <w:t>Cierre · Cierra el corte 2 · Nos vemos en la Clase 12</w:t>
       </w:r>
     </w:p>
     <w:p>
@@ -2118,7 +2120,7 @@
           <w:color w:val="4A4A49"/>
           <w:sz w:val="22"/>
         </w:rPr>
-        <w:t xml:space="preserve"> de la sesión 12, donde el prototipo se prueba con una persona ajena al equipo. Es la única retroalimentación gratis del semestre.</w:t>
+        <w:t xml:space="preserve"> de la Clase 12, donde el prototipo se prueba con una persona ajena al equipo. Es la única retroalimentación gratis del semestre.</w:t>
       </w:r>
     </w:p>
     <w:p>
@@ -2935,6 +2937,7 @@
       <w:r>
         <w:rPr>
           <w:rFonts w:ascii="Consolas" w:hAnsi="Consolas"/>
+          <w:b w:val="0"/>
           <w:color w:val="111111"/>
           <w:sz w:val="21"/>
         </w:rPr>
@@ -2956,6 +2959,7 @@
       <w:r>
         <w:rPr>
           <w:rFonts w:ascii="Consolas" w:hAnsi="Consolas"/>
+          <w:b w:val="0"/>
           <w:color w:val="111111"/>
           <w:sz w:val="21"/>
         </w:rPr>
@@ -2993,6 +2997,7 @@
       <w:r>
         <w:rPr>
           <w:rFonts w:ascii="Consolas" w:hAnsi="Consolas"/>
+          <w:b w:val="0"/>
           <w:color w:val="111111"/>
           <w:sz w:val="21"/>
         </w:rPr>
@@ -3014,6 +3019,7 @@
       <w:r>
         <w:rPr>
           <w:rFonts w:ascii="Consolas" w:hAnsi="Consolas"/>
+          <w:b w:val="0"/>
           <w:color w:val="111111"/>
           <w:sz w:val="21"/>
         </w:rPr>

--- a/Introduccion a la Ingenieria/Kit docente/Clase 11/Guion Docente Clase 11 - Taller de prototipado inicial con IA.docx
+++ b/Introduccion a la Ingenieria/Kit docente/Clase 11/Guion Docente Clase 11 - Taller de prototipado inicial con IA.docx
@@ -69,7 +69,7 @@
           <w:color w:val="4A4A49"/>
           <w:sz w:val="22"/>
         </w:rPr>
-        <w:t>Tipo: Clase virtual sincrónica por Google Meet · Sesión 7 de 11 · corresponde al tema 11 del microcurrículo</w:t>
+        <w:t>Tipo: Clase virtual sincrónica por Microsoft Teams · Sesión 7 de 11 · corresponde al tema 11 del microcurrículo</w:t>
       </w:r>
     </w:p>
     <w:p>
@@ -98,7 +98,7 @@
           <w:color w:val="4A4A49"/>
           <w:sz w:val="22"/>
         </w:rPr>
-        <w:t xml:space="preserve"> por Google Meet · actividades en plataformas gratuitas en la nube · los 5 equipos trabajan en </w:t>
+        <w:t xml:space="preserve"> por Microsoft Teams · actividades en plataformas gratuitas en la nube · los 5 equipos trabajan en </w:t>
       </w:r>
       <w:r>
         <w:rPr>
